--- a/交付成果/第三轮修订版/第三轮4周版/读书会14_阿毗达摩基础_4周资料包（第三版修订）/Word版/第1周_阿毗达摩总说与心法_学员版.docx
+++ b/交付成果/第三轮修订版/第三轮4周版/读书会14_阿毗达摩基础_4周资料包（第三版修订）/Word版/第1周_阿毗达摩总说与心法_学员版.docx
@@ -609,7 +609,7 @@
         <w:rPr>
           <w:b w:val="0"/>
         </w:rPr>
-        <w:t>[00:15:41.210] 它是阿毗达摩藏哦。那。什么是阿巴利叫阿比达嘛，啊阿比阿比的这个意思呢，是超越是殊胜的意思。他妈呢，我们过去翻译成达摩了啊。啊那么这个那么呢就是法好。那么阿比达妈里面的这个达妈在这里主要是指究竟真实的法啊？特别指佛陀所教导的法，那么达曼在巴利语词源学的里面，它的涵括很广了，就一切的事物现象呢，都可以被称为法啊。</w:t>
+        <w:t>[00:15:41.210] 它是阿毗达摩藏哦。那。什么是阿巴利叫阿毗达摩，啊阿比阿比的这个意思呢，是超越是殊胜的意思。他妈呢，我们过去翻译成达摩了啊。啊那么这个那么呢就是法好。那么阿毗达摩里面的这个达妈在这里主要是指究竟真实的法啊？特别指佛陀所教导的法，那么达曼在巴利语词源学的里面，它的涵括很广了，就一切的事物现象呢，都可以被称为法啊。</w:t>
       </w:r>
     </w:p>
     <w:p>
@@ -617,7 +617,7 @@
         <w:rPr>
           <w:b w:val="0"/>
         </w:rPr>
-        <w:t>[00:16:26.105] 我们经常讲世间万法啊。啊，那么但是阿比达妈的这个里面的法呢，它主要是指佛陀教导的究竟法层面上的内容，那阿比塔妈呢，也是三藏里面的论藏啊，或者称为阿毗达摩藏。</w:t>
+        <w:t>[00:16:26.105] 我们经常讲世间万法啊。啊，那么但是阿毗达摩的这个里面的法呢，它主要是指佛陀教导的究竟法层面上的内容，那阿毗达摩呢，也是三藏里面的论藏啊，或者称为阿毗达摩藏。</w:t>
       </w:r>
     </w:p>
     <w:p>
@@ -635,7 +635,7 @@
         <w:rPr>
           <w:b w:val="0"/>
         </w:rPr>
-        <w:t>[00:16:42.080] 那论战呢，是对佛陀的教法给予精确的、系统的分类和诠释啊。总共有七部论啊。那我们前面就给大家讲过啊，</w:t>
+        <w:t>[00:16:42.080] 那论藏呢，是对佛陀的教法给予精确的、系统的分类和诠释啊。总共有七部论啊。那我们前面就给大家讲过啊，</w:t>
       </w:r>
     </w:p>
     <w:p>
@@ -651,7 +651,7 @@
         <w:rPr>
           <w:b w:val="0"/>
         </w:rPr>
-        <w:t>[00:17:08.280] 那么心藏呢？它是佛陀和圣弟子的言行录啊，就佛陀讲法，四十五年他的言行录。啊，那么论战呢，是对佛陀的教法给予精确系统的分类和诠释啊。啊，包括法集论，它有七部论呢，法极论呢，分别论呢，界论呢，人施设论，论事双论和八趣论。那。如果说律战是啊佛弟子的行为规范，那么论战呢，就是我们佛弟子的修行指导手册。啊那虽然呢，就是在整理的时候呢，它有很多这个这个。呃，这个排列性的这种组合啊，但是实际修的时候呢，这些所有的内容都是要去修它的。在直观的方面，我们都要去修它的。</w:t>
+        <w:t>[00:17:08.280] 那么经藏呢？它是佛陀和圣弟子的言行录啊，就佛陀讲法，四十五年他的言行录。啊，那么论藏呢，是对佛陀的教法给予精确系统的分类和诠释啊。啊，包括法集论，它有七部论呢，法集论呢，分别论呢，界论呢，人施设论，论事双论和八趣论。那。如果说律藏是啊佛弟子的行为规范，那么论藏呢，就是我们佛弟子的修行指导手册。啊那虽然呢，就是在整理的时候呢，它有很多这个这个。呃，这个排列性的这种组合啊，但是实际修的时候呢，这些所有的内容都是要去修它的。在直观的方面，我们都要去修它的。</w:t>
       </w:r>
     </w:p>
     <w:p>
@@ -693,7 +693,7 @@
         <w:rPr>
           <w:b w:val="0"/>
         </w:rPr>
-        <w:t>[00:19:25.335] 就从经题开始啊，一路从如是我闻一时世尊在呃，这个萨瓦提城皆得林几孤独园于其处啊，这个谁谁谁如何啊。那么这样的过程呢，它就是这样的一种形容呢，就是讲这个佛陀随众生的根器啊，在不同的场合，不同因缘的一个教导。那往往呢，我们在经典里面看到都是佛陀讲完一部经啊，然后最后那一部分就会讲啊，那个时候多少多少众生啊，就证得了法眼镜啊，多少多少众生就灭苦了啊，多少多少众生真的出过二果三果四果了啊。每一次讲法都有很多众生得到世间的利益啊，尤其是很多天众。</w:t>
+        <w:t>[00:19:25.335] 就从经题开始啊，一路从如是我闻一时世尊在呃，这个舍卫城祇树给孤独园于其处啊，这个谁谁谁如何啊。那么这样的过程呢，它就是这样的一种形容呢，就是讲这个佛陀随众生的根器啊，在不同的场合，不同因缘的一个教导。那往往呢，我们在经典里面看到都是佛陀讲完一部经啊，然后最后那一部分就会讲啊，那个时候多少多少众生啊，就证得了法眼镜啊，多少多少众生就灭苦了啊，多少多少众生真的出过二果三果四果了啊。每一次讲法都有很多众生得到世间的利益啊，尤其是很多天众。</w:t>
       </w:r>
     </w:p>
     <w:p>
@@ -701,7 +701,7 @@
         <w:rPr>
           <w:b w:val="0"/>
         </w:rPr>
-        <w:t>[00:20:11.980] 那这些呢？这个一般我们称为佛陀讲法之后的单机众啊。</w:t>
+        <w:t>[00:20:11.980] 那这些呢？这个一般我们称为佛陀讲法之后的当机众啊。</w:t>
       </w:r>
     </w:p>
     <w:p>
@@ -709,7 +709,7 @@
         <w:rPr>
           <w:b w:val="0"/>
         </w:rPr>
-        <w:t>[00:20:17.600] 那举个例子呢，比如说佛陀证悟以后讲的第一部经转法轮经啊，那就是那个时候的单机众呢，只有五个比库哦，就是五比丘啊。啊，以乔成如为首的哈波丹亚尼，乔成如为首的五比丘。那么转法轮经讲完以后呢？啊，只有这个贡丹亚乔成路尊者证的初果。但是根据注释书里面呢，说听法的天众啊，有无量无边的天人呢，证得初果二果三果四果。</w:t>
+        <w:t>[00:20:17.600] 那举个例子呢，比如说佛陀证悟以后讲的第一部经转法轮经啊，那就是那个时候的当机众呢，只有五个比库哦，就是五比丘啊。啊，以阿若憍陈如为首的哈波丹亚尼，阿若憍陈如为首的五比丘。那么转法轮经讲完以后呢？啊，只有这个贡丹亚乔成路尊者证的初果。但是根据注释书里面呢，说听法的天众啊，有无量无边的天人呢，证得初果二果三果四果。</w:t>
       </w:r>
     </w:p>
     <w:p>
@@ -717,7 +717,7 @@
         <w:rPr>
           <w:b w:val="0"/>
         </w:rPr>
-        <w:t>[00:20:52.640] 所以佛陀在这里讲的法呢啊，那其实听众呢，包括人和天在内。啊讲的法呢，针对性很强，他他并不是系统的完整的去把佛陀所证悟的话都阐释出来啊。他不是讲说以我跟奉证了多少法，我现在来跟你讲一遍啊，在经典里面佛陀不是这样讲的，它是针对性很明确的啊啊，那说完呢，就要让听众呢解决他们的问题。那么这种说法方式呢，啊，就是经教法他们被收集起来，被整理出来，形成这样的一个言行录啊，那类似于啊佛陀的语录啊，我们称为经藏。那新教法呢，又被称为叫方便的法说啊，或者说受到装饰的教法。</w:t>
+        <w:t>[00:20:52.640] 所以佛陀在这里讲的法呢啊，那其实听众呢，包括人和天在内。啊讲的法呢，针对性很强，他他并不是系统的完整的去把佛陀所证悟的话都阐释出来啊。他不是讲说以我跟奉证了多少法，我现在来跟你讲一遍啊，在经典里面佛陀不是这样讲的，它是针对性很明确的啊啊，那说完呢，就要让听众呢解决他们的问题。那么这种说法方式呢，啊，就是经教法他们被收集起来，被整理出来，形成这样的一个言行录啊，那类似于啊佛陀的语录啊，我们称为经藏。那经教法呢，又被称为叫方便的法说啊，或者说受到装饰的教法。</w:t>
       </w:r>
     </w:p>
     <w:p>
@@ -751,7 +751,7 @@
         <w:rPr>
           <w:b w:val="0"/>
         </w:rPr>
-        <w:t>[00:22:51.800] 那佛陀呢，在天界讲了三个月，系统完整的把他证悟的这个法呢，跟天人说了一遍。那论教法探讨的是胜义谛了啊，胜义谛呢，是直接对世俗谛的概念进行解构，破除人我众生的这个概念秘籍啊。我们经常讲说人我众生它是概念化的世俗谛，而我们讲的秘籍呢，简单来说就是这个概念法的不同方式不同角度的组合。那从现代医学的角度上来讲啊，这个我们人体呢是有很多细胞组成。从医学角度上来看，这个细胞的寿命是很短的。那细胞也快速的生成代谢啊，没有一个细胞是从我们出生到死亡一直存在的啊。</w:t>
+        <w:t>[00:22:51.800] 那佛陀呢，在天界讲了三个月，系统完整的把他证悟的这个法呢，跟天人说了一遍。那论教法探讨的是胜义谛了啊，胜义谛呢，是直接对世俗谛的概念进行解构，破除人我众生的这个概念密集啊。我们经常讲说人我众生它是概念化的世俗谛，而我们讲的密集呢，简单来说就是这个概念法的不同方式不同角度的组合。那从现代医学的角度上来讲啊，这个我们人体呢是有很多细胞组成。从医学角度上来看，这个细胞的寿命是很短的。那细胞也快速的生成代谢啊，没有一个细胞是从我们出生到死亡一直存在的啊。</w:t>
       </w:r>
     </w:p>
     <w:p>
@@ -767,7 +767,7 @@
         <w:rPr>
           <w:b w:val="0"/>
         </w:rPr>
-        <w:t>[00:24:10.830] 对此呢，佛教里面有一个专门专门的名词啊，就称为叫秘籍啊。称为叫密集。那么，看不清楚生命的物质现象和精神现象的根本组成和运转状态，我们把它称为叫秘籍。那。从设法的角度来讲呢，它有三种秘籍，就相续秘籍、公用秘籍和组合秘籍。</w:t>
+        <w:t>[00:24:10.830] 对此呢，佛教里面有一个专门专门的名词啊，就称为叫密集啊。称为叫密集。那么，看不清楚生命的物质现象和精神现象的根本组成和运转状态，我们把它称为叫密集。那。从设法的角度来讲呢，它有三种密集，就相续密集、公用密集和组合密集。</w:t>
       </w:r>
     </w:p>
     <w:p>
@@ -775,7 +775,7 @@
         <w:rPr>
           <w:b w:val="0"/>
         </w:rPr>
-        <w:t>[00:24:43.280] 那么相信密集呢，我们很容易理解啊，就像说放电影啊，现在放电影的速度呢，每秒钟是二十五帧啊，我们去看它的时候就感觉看真实世界一样好。嗯，然而呢，我们设法或者设距的生灭速度呢，要远快于放电影啊，一秒钟呢啊，大家都想说是亿万次的生命啊，这是一个大致的数字，因为没有办法去去计算啊。但因为这样的一个快速生灭的状态呢，所以看过去好像根本我们就去看一个人，</w:t>
+        <w:t>[00:24:43.280] 那么相信密集呢，我们很容易理解啊，就像说放电影啊，现在放电影的速度呢，每秒钟是二十五帧啊，我们去看它的时候就感觉看真实世界一样好。嗯，然而呢，我们设法或者色聚的生灭速度呢，要远快于放电影啊，一秒钟呢啊，大家都想说是亿万次的生命啊，这是一个大致的数字，因为没有办法去去计算啊。但因为这样的一个快速生灭的状态呢，所以看过去好像根本我们就去看一个人，</w:t>
       </w:r>
     </w:p>
     <w:p>
@@ -807,7 +807,7 @@
         <w:rPr>
           <w:b w:val="0"/>
         </w:rPr>
-        <w:t>[00:25:55.700] 另外一个秘籍呢，叫做功用秘籍。功用秘籍呢，是讲功能不同啊。那么，眼睛为什么可以看东西呢？那这个属于公用秘籍。从色法角度上来讲呢，地水火风是基础。那么，地大有地大的功用，水大有水大的功用，火大有火大的功用。</w:t>
+        <w:t>[00:25:55.700] 另外一个密集呢，叫做功用密集。功用密集呢，是讲功能不同啊。那么，眼睛为什么可以看东西呢？那这个属于公用密集。从色法角度上来讲呢，地水火风是基础。那么，地大有地大的功用，水大有水大的功用，火大有火大的功用。</w:t>
       </w:r>
     </w:p>
     <w:p>
@@ -836,7 +836,7 @@
         <w:rPr>
           <w:b w:val="0"/>
         </w:rPr>
-        <w:t>[00:26:13.540] 相同的眼镜色、耳近色、鼻镜色、舌近色、身镜色，各有各的功用。在破除秘籍之前呢，我们是没有办法看到每个社区里面各种色法不同功用的啊。所以说，我们有些人说这个，你这个这个五根可以互用啊。啊，那这个在阿贝达摩里面就认为不可能啊啊，但是呢，</w:t>
+        <w:t>[00:26:13.540] 相同的眼净色、耳净色、鼻净色、舌净色、身净色，各有各的功用。在破除密集之前呢，我们是没有办法看到每个社区里面各种色法不同功用的啊。所以说，我们有些人说这个，你这个这个五根可以互用啊。啊，那这个在阿毗达摩里面就认为不可能啊啊，但是呢，</w:t>
       </w:r>
     </w:p>
     <w:p>
@@ -852,7 +852,7 @@
         <w:rPr>
           <w:b w:val="0"/>
         </w:rPr>
-        <w:t>[00:26:57.980] 啊，这个呢，就是功用秘籍哈，那么除了像。这个相聚密集，公用密集之外，还有一个称为叫组合密集。嗯。</w:t>
+        <w:t>[00:26:57.980] 啊，这个呢，就是功用密集哈，那么除了像。这个相聚密集，公用密集之外，还有一个称为叫组合密集。嗯。</w:t>
       </w:r>
     </w:p>
     <w:p>
@@ -860,7 +860,7 @@
         <w:rPr>
           <w:b w:val="0"/>
         </w:rPr>
-        <w:t>[00:27:10.360] 组合秘籍呢，它是以色法啊为这个组合内容的一种秘籍了。那么在这种密集的作用下呢，我们的身体看过去呢，就像一个整体的形态出现。那学过解剖学的人呢，观察人体的时候就会发现里面有骨头啊，有筋腱啊。啊，那我们这个修习三色生分的人啊，世界差我们讲说正的入住训练第四场，接下来一般我们给的业处呢，就是修无三色身份。啊，基本上呢，我们的入住训练这个第四场里的定力啊，如果能够维持到存在事项上三个小时以上，没有妄念啊，那么。</w:t>
+        <w:t>[00:27:10.360] 组合密集呢，它是以色法啊为这个组合内容的一种密集了。那么在这种密集的作用下呢，我们的身体看过去呢，就像一个整体的形态出现。那学过解剖学的人呢，观察人体的时候就会发现里面有骨头啊，有筋腱啊。啊，那我们这个修习三色生分的人啊，世界差我们讲说正的入住训练第四场，接下来一般我们给的业处呢，就是修无三色身份。啊，基本上呢，我们的入住训练这个第四场里的定力啊，如果能够维持到存在事项上三个小时以上，没有妄念啊，那么。</w:t>
       </w:r>
     </w:p>
     <w:p>
@@ -868,7 +868,7 @@
         <w:rPr>
           <w:b w:val="0"/>
         </w:rPr>
-        <w:t>[00:27:55.220] 大部分的同学看自己身体的三色生分，就像这个放在你眼前看一样的啊，活体看到，甚至你可以深入到身体的每一个器官，一个深入到肝脏里面看看有没有结节。深入到这个胆囊里面看看有没有结石啊，看看你的肾脏里面有没有囊肿啊啊，它都是可以去看哦，你的电力够就是可以。好那这个呢，就是说。啊，这个我们如果不是有这样的病例呢，我们就看不见，我们只能看到你这样一个人好。那在阿比达摩的角度呢，不单是要分到这个三色生分呢，</w:t>
+        <w:t>[00:27:55.220] 大部分的同学看自己身体的三色生分，就像这个放在你眼前看一样的啊，活体看到，甚至你可以深入到身体的每一个器官，一个深入到肝脏里面看看有没有结节。深入到这个胆囊里面看看有没有结石啊，看看你的肾脏里面有没有囊肿啊啊，它都是可以去看哦，你的电力够就是可以。好那这个呢，就是说。啊，这个我们如果不是有这样的病例呢，我们就看不见，我们只能看到你这样一个人好。那在阿毗达摩的角度呢，不单是要分到这个三色生分呢，</w:t>
       </w:r>
     </w:p>
     <w:p>
@@ -876,7 +876,7 @@
         <w:rPr>
           <w:b w:val="0"/>
         </w:rPr>
-        <w:t>[00:28:37.670] 后面我们要一次分解到色距啊。在破除色距的秘籍剪刀啊，任何一个色具都有八不离色的地水火风色香味食数这八种色法。那么，人的身体是由无数的社区所聚合而成的，那么我们没有能力破除组合秘籍的时候就看不到它的组成。</w:t>
+        <w:t>[00:28:37.670] 后面我们要一次分解到色聚啊。在破除色聚的密集剪刀啊，任何一个色聚都有八不离色的地水火风色香味食数这八种色法。那么，人的身体是由无数的社区所聚合而成的，那么我们没有能力破除组合密集的时候就看不到它的组成。</w:t>
       </w:r>
     </w:p>
     <w:p>
@@ -884,7 +884,7 @@
         <w:rPr>
           <w:b w:val="0"/>
         </w:rPr>
-        <w:t>[00:28:57.950] 所以我们就会有人我众生的这种概念啊，是因为他们被这三种秘籍呢所。遮盖了我们看不见啊。那所以呢，阿毗达摩呢就是要对这些概念呢啊，</w:t>
+        <w:t>[00:28:57.950] 所以我们就会有人我众生的这种概念啊，是因为他们被这三种密集呢所。遮盖了我们看不见啊。那所以呢，阿毗达摩呢就是要对这些概念呢啊，</w:t>
       </w:r>
     </w:p>
     <w:p>
@@ -916,7 +916,7 @@
         <w:rPr>
           <w:b w:val="0"/>
         </w:rPr>
-        <w:t>[00:29:53.560] 在我们部派佛教里面，这个一切有部呢，它有个词叫极微啊，但是在阿毗达摩里面呢，上座部的阿比达摩里面，那没有极微的说法，如果硬要去对照极微的话。之前最小的色法的聚合体就叫射距，因为这个设距还没有破除它的组合密集、公用密集、相聚密集，所以它还是一个聚的存在。那么，当密集破除以后呢，那么这个物质世界包括我们人和外在的一切物质最基本的东西呢，就剩下的我们称为称为说属性，而不是一个粒子啊，一个有空间大小，有体积这样的一个粒子存在。</w:t>
+        <w:t>[00:29:53.560] 在我们部派佛教里面，这个一切有部呢，它有个词叫极微啊，但是在阿毗达摩里面呢，上座部的阿毗达摩里面，那没有极微的说法，如果硬要去对照极微的话。之前最小的色法的聚合体就叫色聚，因为这个色聚还没有破除它的组合密集、公用密集、相聚密集，所以它还是一个聚的存在。那么，当密集破除以后呢，那么这个物质世界包括我们人和外在的一切物质最基本的东西呢，就剩下的我们称为称为说属性，而不是一个粒子啊，一个有空间大小，有体积这样的一个粒子存在。</w:t>
       </w:r>
     </w:p>
     <w:p>
@@ -940,7 +940,7 @@
         <w:rPr>
           <w:b w:val="0"/>
         </w:rPr>
-        <w:t>[00:31:19.720] 风大的属性，颜色的属性，香的属性，味道的属性和营养素的属性。那么如果再加上能看到颜色的眼镜色，它就具有视觉能力的属性，能够设置目标的属性。好夜深色呢，有命根，有生命存在的属性啊，有寿命的属性啊，这个就讲属性的范畴哦。</w:t>
+        <w:t>[00:31:19.720] 风大的属性，颜色的属性，香的属性，味道的属性和营养素的属性。那么如果再加上能看到颜色的眼净色，它就具有视觉能力的属性，能够设置目标的属性。好夜深色呢，有命根，有生命存在的属性啊，有寿命的属性啊，这个就讲属性的范畴哦。</w:t>
       </w:r>
     </w:p>
     <w:p>
@@ -964,7 +964,7 @@
         <w:rPr>
           <w:b w:val="0"/>
         </w:rPr>
-        <w:t>[00:32:16.940] 呃，德国呢，有一个叫比勒菲尔德大学的哲学教授，叫梅纳尔库尔曼。他在这个环球杂志里面，环球科学里面撰写过一些文章，他就提出，他认为世界的本源并不是我们已经渐渐熟知的各种基本粒子，而是一些属性和联系啊。我觉得这个就跟阿迪达摩有点像啊，他说这些属性和联系包括颜色啊，形状啊，质量啊，电荷啊，自选啊等等。那物理学家也在思考这样的问题，当然他的思考跟我们思考不一样。</w:t>
+        <w:t>[00:32:16.940] 呃，德国呢，有一个叫比勒菲尔德大学的哲学教授，叫梅纳尔库尔曼。他在这个环球杂志里面，环球科学里面撰写过一些文章，他就提出，他认为世界的本源并不是我们已经渐渐熟知的各种基本粒子，而是一些属性和联系啊。我觉得这个就跟阿毗达摩有点像啊，他说这些属性和联系包括颜色啊，形状啊，质量啊，电荷啊，自选啊等等。那物理学家也在思考这样的问题，当然他的思考跟我们思考不一样。</w:t>
       </w:r>
     </w:p>
     <w:p>
@@ -980,7 +980,7 @@
         <w:rPr>
           <w:b w:val="0"/>
         </w:rPr>
-        <w:t>[00:33:16.380] 好，那么在阿比达摩里面呢，我们可以观察到这些物质现象和精神现象都属于苦谛的范畴啊啊，那么不是说他们是苦，是多卡。杜卡这个组合词呢，它是不圆满、低劣、受逼迫坏灭的这样一个状态。那么这样的状态是什么样的东西组成呢？由物质世界和精神世界的基本属性组成的，它是以各种密集的方式组成各种概念啊，然后归类似于人我众生外在世界的这种概念。那么这样的所有的存在呢？啊，它都是不圆满的，因为它是因缘所生的，任何因缘就没有一个圆满的因缘，所以它的结果也不可能是。这个圆满的那么不圆满，</w:t>
+        <w:t>[00:33:16.380] 好，那么在阿毗达摩里面呢，我们可以观察到这些物质现象和精神现象都属于苦谛的范畴啊啊，那么不是说他们是苦，是多卡。杜卡这个组合词呢，它是不圆满、低劣、受逼迫坏灭的这样一个状态。那么这样的状态是什么样的东西组成呢？由物质世界和精神世界的基本属性组成的，它是以各种密集的方式组成各种概念啊，然后归类似于人我众生外在世界的这种概念。那么这样的所有的存在呢？啊，它都是不圆满的，因为它是因缘所生的，任何因缘就没有一个圆满的因缘，所以它的结果也不可能是。这个圆满的那么不圆满，</w:t>
       </w:r>
     </w:p>
     <w:p>
@@ -1054,7 +1054,7 @@
         <w:rPr>
           <w:b w:val="0"/>
         </w:rPr>
-        <w:t>[00:37:10.800] 啊，那么阿毗达摩呢，是把这个法呢，分成四种法啊，一种呢是心法，一种是心所法，然后是色法，还有是涅盘。啊，那心法和心手法呢，又被称为叫民法。啊，所以我们又这个把它称为叫名色法啊，就是生命来讲呢，就是名色法，那这个。这个心法呢，也有被称为叫识啊，然后心手法呢，又会被称为叫受想行。啊。啊，然后这个色法。合起来呢，又被称为叫五运啊。</w:t>
+        <w:t>[00:37:10.800] 啊，那么阿毗达摩呢，是把这个法呢，分成四种法啊，一种呢是心法，一种是心所法，然后是色法，还有是涅盘。啊，那心法和心所法呢，又被称为叫名法。啊，所以我们又这个把它称为叫名色法啊，就是生命来讲呢，就是名色法，那这个。这个心法呢，也有被称为叫识啊，然后心所法呢，又会被称为叫受想行。啊。啊，然后这个色法。合起来呢，又被称为叫五蕴啊。</w:t>
       </w:r>
     </w:p>
     <w:p>
@@ -1094,7 +1094,7 @@
         <w:rPr>
           <w:b w:val="0"/>
         </w:rPr>
-        <w:t>[00:39:49.020] 我们古人讲，不要头上安头，不要去制造一个你的认知出来啊。所以，你在面对露出席的时候啊，你不要去制造说哎，应该这个样子，应该那个样子，这就是头上按头啊。你一直头上按头，习惯了你后面在修光的时候，你也很容易头上案头。啊，那其实呢，那个时候就修的已经都不是究竟法了，修的都是概念法啊。</w:t>
+        <w:t>[00:39:49.020] 我们古人讲，不要头上安头，不要去制造一个你的认知出来啊。所以，你在面对入出息的时候啊，你不要去制造说哎，应该这个样子，应该那个样子，这就是头上按头啊。你一直头上按头，习惯了你后面在修光的时候，你也很容易头上案头。啊，那其实呢，那个时候就修的已经都不是究竟法了，修的都是概念法啊。</w:t>
       </w:r>
     </w:p>
     <w:p>
@@ -1136,7 +1136,7 @@
         <w:rPr>
           <w:b w:val="0"/>
         </w:rPr>
-        <w:t>[00:40:55.740] 因为在萨洛部的传统里面，阿毗达摩藏就是佛陀在三十三天讲法。他每天下来托钵的时候呢，为了维持色身下下来托钵，沙粒子尊者去履行弟子的义务，就帮他洗钵。佛陀呢，就会啊，简单的把他当天讲的内容给阿比，给这个舍利弗尊者呢啊，说舍利弗尊者晚上回来呢，就在这个基础上展开来跟他的五百个弟子们讲阿毗达摩。啊，那么显然他就已经经过一次转变了啊，显然，他不是佛陀，每一句每一句的佛陀亲口说的。那那么阿比达猫这个这个这个呃沙利尊者讲完以后呢，我们这个他还是口述对吧，弟子们还要把它整理出来。</w:t>
+        <w:t>[00:40:55.740] 因为在萨洛部的传统里面，阿毗达摩藏就是佛陀在三十三天讲法。他每天下来托钵的时候呢，为了维持色身下下来托钵，沙利子尊者去履行弟子的义务，就帮他洗钵。佛陀呢，就会啊，简单的把他当天讲的内容给阿比，给这个舍利弗尊者呢啊，说舍利弗尊者晚上回来呢，就在这个基础上展开来跟他的五百个弟子们讲阿毗达摩。啊，那么显然他就已经经过一次转变了啊，显然，他不是佛陀，每一句每一句的佛陀亲口说的。那那么阿毗达摩这个这个这个呃沙利子尊者讲完以后呢，我们这个他还是口述对吧，弟子们还要把它整理出来。</w:t>
       </w:r>
     </w:p>
     <w:p>
@@ -1192,7 +1192,7 @@
         <w:rPr>
           <w:b w:val="0"/>
         </w:rPr>
-        <w:t>[00:43:36.800] 那佛陀只是一句话，但是你在观制的时候，你可以系统的把这个看完一遍啊。好，那接着就是你没有阿比达摩的基础，你只能脑子过过。啊，但是你有阿毗达摩基础的话，你可以把这个这个所有的这些心路的运作啊，</w:t>
+        <w:t>[00:43:36.800] 那佛陀只是一句话，但是你在观制的时候，你可以系统的把这个看完一遍啊。好，那接着就是你没有阿毗达摩的基础，你只能脑子过过。啊，但是你有阿毗达摩基础的话，你可以把这个这个所有的这些心路的运作啊，</w:t>
       </w:r>
     </w:p>
     <w:p>
@@ -1200,7 +1200,7 @@
         <w:rPr>
           <w:b w:val="0"/>
         </w:rPr>
-        <w:t>[00:43:53.480] 以及他的当时持什么样的见解啊。过去的这个随眠烦恼是怎么被引发的啊，引发起来它是怎么产生这个这个这个这个这个新的这种塑形心路啊啊，留下什么样的力量啊，然后这如何一生一生的相关联啊。</w:t>
+        <w:t>[00:43:53.480] 以及他的当时持什么样的见解啊。过去的这个随眠烦恼是怎么被引发的啊，引发起来它是怎么产生这个这个这个这个这个新的这种速行心路啊啊，留下什么样的力量啊，然后这如何一生一生的相关联啊。</w:t>
       </w:r>
     </w:p>
     <w:p>
@@ -1216,7 +1216,7 @@
         <w:rPr>
           <w:b w:val="0"/>
         </w:rPr>
-        <w:t>[00:44:56.360] 比如说你过去第五十生啊，做过一个这个四大天王的亚卡天亚卡将军，就是专门掌管呃这个世间刑罚的，就是就是，你说了算的这种人。啊，后面你可能因为这个原因呢，你就做过这个这个这个龙王啊，龙王也是称军种啊，然后在人间呢，做将军也是杀人无数哈对，那么这个一路下来呢，你就不断的养成这个习惯了。好，那这个习惯你串起来以后呢，你要从第一生这个。</w:t>
+        <w:t>[00:44:56.360] 比如说你过去第五十生啊，做过一个这个四大天王的夜叉天夜叉将军，就是专门掌管呃这个世间刑罚的，就是就是，你说了算的这种人。啊，后面你可能因为这个原因呢，你就做过这个这个这个龙王啊，龙王也是称军种啊，然后在人间呢，做将军也是杀人无数哈对，那么这个一路下来呢，你就不断的养成这个习惯了。好，那这个习惯你串起来以后呢，你要从第一生这个。</w:t>
       </w:r>
     </w:p>
     <w:p>
@@ -1224,7 +1224,7 @@
         <w:rPr>
           <w:b w:val="0"/>
         </w:rPr>
-        <w:t>[00:45:30.820] 去做这个这个天将天雅咖将军的时候的那种习性啊，就看到他那个错误，看到那个错键，要把那个错键，我们讲那个稻草人，你要把它转掉。哦啊然后转掉，然后一声一声串下来啊，然后你这一整条生命流里面的那个啊，唯我独尊的那种啊，我说了算的这样的一种烦恼惯性啊，要把它拆掉。那这个拆掉呢，那你没有阿比达摩的基础呢，你根本就我听我听听都觉得挺累，对吧？听听都觉得累。但是对于修到这个程度的人，他就可以把这条线全部找出来。好，</w:t>
+        <w:t>[00:45:30.820] 去做这个这个天将天雅咖将军的时候的那种习性啊，就看到他那个错误，看到那个错键，要把那个错键，我们讲那个稻草人，你要把它转掉。哦啊然后转掉，然后一声一声串下来啊，然后你这一整条生命流里面的那个啊，唯我独尊的那种啊，我说了算的这样的一种烦恼惯性啊，要把它拆掉。那这个拆掉呢，那你没有阿毗达摩的基础呢，你根本就我听我听听都觉得挺累，对吧？听听都觉得累。但是对于修到这个程度的人，他就可以把这条线全部找出来。好，</w:t>
       </w:r>
     </w:p>
     <w:p>
@@ -1256,7 +1256,7 @@
         <w:rPr>
           <w:b w:val="0"/>
         </w:rPr>
-        <w:t>[00:47:10.710] 那么你有阿比达摩基础，你就可以这样修，你没有这阿毗达摩基础，你就不知道怎么修，你就在脑子里面转转，脑子里面转转，我们太了解了，对吧？</w:t>
+        <w:t>[00:47:10.710] 那么你有阿毗达摩基础，你就可以这样修，你没有这阿毗达摩基础，你就不知道怎么修，你就在脑子里面转转，脑子里面转转，我们太了解了，对吧？</w:t>
       </w:r>
     </w:p>
     <w:p>
@@ -1264,7 +1264,7 @@
         <w:rPr>
           <w:b w:val="0"/>
         </w:rPr>
-        <w:t>[00:47:19.310] 大家为什么现在让你们这个转转念，都要求你们一定要手写。啊，脑子过没有用，为什么手写呢？手写至少你手跟脑子跟心有互动，你写出来就会比较深刻一些啊，然后你在写的时候呢，你会让你的心呢，跟那个事件去去碰撞，你就知道这个事情碰心，我这样来理解，我碰心，我把这个念头转掉，我碰心。那这个东西是什么呢？这个东西就是原理，十二元的原理，十二元其士的原理啊，那么也是二十四元的亲子源的原理，前天逐步散法对后后逐上逐步散法以亲子源为源，那这个东西呢，都是属于阿比达摩的范畴喽。</w:t>
+        <w:t>[00:47:19.310] 大家为什么现在让你们这个转转念，都要求你们一定要手写。啊，脑子过没有用，为什么手写呢？手写至少你手跟脑子跟心有互动，你写出来就会比较深刻一些啊，然后你在写的时候呢，你会让你的心呢，跟那个事件去去碰撞，你就知道这个事情碰心，我这样来理解，我碰心，我把这个念头转掉，我碰心。那这个东西是什么呢？这个东西就是原理，十二元的原理，十二元其士的原理啊，那么也是二十四元的亲子源的原理，前天逐步散法对后后逐上逐步散法以亲子源为源，那这个东西呢，都是属于阿毗达摩的范畴喽。</w:t>
       </w:r>
     </w:p>
     <w:p>
@@ -1296,7 +1296,7 @@
         <w:rPr>
           <w:b w:val="0"/>
         </w:rPr>
-        <w:t>[00:49:02.200] 诶，我们学佛人经常动不动说你这个造恶业，什么是恶业，搞不清楚乱说那。学了阿比达摩，你就会很清楚啊，什么样的心是善心，什么样的心是不善心。好，就明辨善恶啊，那么提升我们的认知哈。</w:t>
+        <w:t>[00:49:02.200] 诶，我们学佛人经常动不动说你这个造恶业，什么是恶业，搞不清楚乱说那。学了阿毗达摩，你就会很清楚啊，什么样的心是善心，什么样的心是不善心。好，就明辨善恶啊，那么提升我们的认知哈。</w:t>
       </w:r>
     </w:p>
     <w:p>
@@ -1320,7 +1320,7 @@
         <w:rPr>
           <w:b w:val="0"/>
         </w:rPr>
-        <w:t>[00:50:03.750] 这个所缘呢，在巴黎叫阿拉玛纳。这个阿拉玛达呢，在这个巴黎的词源学的意思里面，它还有个含义是什么呢？它就叫做迷人的，有迷幻作用的，这个叫锁源。啊对，所以有些呃，这个长老呢，</w:t>
+        <w:t>[00:50:03.750] 这个所缘呢，在巴利叫阿拉玛纳。这个阿拉玛达呢，在这个巴利的词源学的意思里面，它还有个含义是什么呢？它就叫做迷人的，有迷幻作用的，这个叫锁源。啊对，所以有些呃，这个长老呢，</w:t>
       </w:r>
     </w:p>
     <w:p>
@@ -1336,7 +1336,7 @@
         <w:rPr>
           <w:b w:val="0"/>
         </w:rPr>
-        <w:t>[00:50:35.920] 人家想说，我很讨厌那个人，对吧？很讨厌那个人。他有迷妹缘，意思你挥之不去，老想他好可恶，好可恶，好可恶。这迷妹缘就把你埋在里面。啊，所以当你的心绕在里面的时候，它就起这个迷幻的作用，粘在上面。好，那么当你没有练知的时候呢，你就跟着他一起在那转。好，那么当你有链子的时候呢，啊，那这个你觉得它还有惯性拉不回来，那这个是什么呢？这个就是氢离子源的惯性，还有无间源的惯性。</w:t>
+        <w:t>[00:50:35.920] 人家想说，我很讨厌那个人，对吧？很讨厌那个人。他有迷妹缘，意思你挥之不去，老想他好可恶，好可恶，好可恶。这迷妹缘就把你埋在里面。啊，所以当你的心绕在里面的时候，它就起这个迷幻的作用，粘在上面。好，那么当你没有练知的时候呢，你就跟着他一起在那转。好，那么当你有链子的时候呢，啊，那这个你觉得它还有惯性拉不回来，那这个是什么呢？这个就是亲依止缘的惯性，还有无间源的惯性。</w:t>
       </w:r>
     </w:p>
     <w:p>
@@ -1352,7 +1352,7 @@
         <w:rPr>
           <w:b w:val="0"/>
         </w:rPr>
-        <w:t>[00:51:25.600] 啊，当你说我要把它扔掉的时候，其实你的心呢？已经离开的那个你讨厌或者你喜欢的那个所缘。啊已经那个锁源换成说我要打包，我要把它扔掉，对吧，所以那。这个时候你就已经离开那个所源，你已经重新起一条打包新路了啊，那你绕在上面的那个那个负循环啊，就被你打断了。</w:t>
+        <w:t>[00:51:25.600] 啊，当你说我要把它扔掉的时候，其实你的心呢？已经离开的那个你讨厌或者你喜欢的那个所缘。啊已经那个锁源换成说我要打包，我要把它扔掉，对吧，所以那。这个时候你就已经离开那个所缘，你已经重新起一条打包新路了啊，那你绕在上面的那个那个负循环啊，就被你打断了。</w:t>
       </w:r>
     </w:p>
     <w:p>
@@ -1360,7 +1360,7 @@
         <w:rPr>
           <w:b w:val="0"/>
         </w:rPr>
-        <w:t>[00:51:51.440] 它是这样的一个原则啊哦啊，那这个比如说西方人呢，他们不懂阿迪达摩，但是他们说正念有用哦，那正念为什么有用呢？它的道理也很简单啊，西方人他把正念跟正知分开对吧？他不讲四种正知，他就讲正念，正念现在是安住当下，安住当下就是你当下的状态是什么就是什么啊，所以它对这个啊抑郁症，焦虑症有帮助抑郁症，</w:t>
+        <w:t>[00:51:51.440] 它是这样的一个原则啊哦啊，那这个比如说西方人呢，他们不懂阿毗达摩，但是他们说正念有用哦，那正念为什么有用呢？它的道理也很简单啊，西方人他把正念跟正知分开对吧？他不讲四种正知，他就讲正念，正念现在是安住当下，安住当下就是你当下的状态是什么就是什么啊，所以它对这个啊抑郁症，焦虑症有帮助抑郁症，</w:t>
       </w:r>
     </w:p>
     <w:p>
@@ -1368,7 +1368,7 @@
         <w:rPr>
           <w:b w:val="0"/>
         </w:rPr>
-        <w:t>[00:52:17.765] 焦虑症它的特点是什么呢？我们把它称为叫负面情绪负循环。绕在里面出不来，那正面的时候是什么呢？它的所缘就从那个负面情绪负循环的所源里面，那个迷妹在里面的那个呃那个所阳里面，好回到当下的身心状态。你在走路啊，你在觉察啊，那么那个负面情绪负循环的那个循环的心路呢，就被暂时终止了。啊，那么你能够有正念十分钟，那个就被终止了。十分钟，</w:t>
+        <w:t>[00:52:17.765] 焦虑症它的特点是什么呢？我们把它称为叫负面情绪负循环。绕在里面出不来，那正面的时候是什么呢？它的所缘就从那个负面情绪负循环的所缘里面，那个迷妹在里面的那个呃那个所缘里面，好回到当下的身心状态。你在走路啊，你在觉察啊，那么那个负面情绪负循环的那个循环的心路呢，就被暂时终止了。啊，那么你能够有正念十分钟，那个就被终止了。十分钟，</w:t>
       </w:r>
     </w:p>
     <w:p>
@@ -1376,7 +1376,7 @@
         <w:rPr>
           <w:b w:val="0"/>
         </w:rPr>
-        <w:t>[00:52:50.130] 那个所缘缘的力量和他亲子源力量就被削弱。啊，你如果能够两小时都离开他，基本上你的抑郁症就好了。差不多因为你如果两小时都不落在里面，你就能够两小时安住在这个当下，你就能够感觉到这两小时安住在当下是很舒服的。他是很愉悦的啊，那么就是安住当下的所缘缘的力量，替代了那个负面情绪的那个所源的力量啊。</w:t>
+        <w:t>[00:52:50.130] 那个所缘缘的力量和他亲子源力量就被削弱。啊，你如果能够两小时都离开他，基本上你的抑郁症就好了。差不多因为你如果两小时都不落在里面，你就能够两小时安住在这个当下，你就能够感觉到这两小时安住在当下是很舒服的。他是很愉悦的啊，那么就是安住当下的所缘缘的力量，替代了那个负面情绪的那个所缘的力量啊。</w:t>
       </w:r>
     </w:p>
     <w:p>
@@ -1384,7 +1384,7 @@
         <w:rPr>
           <w:b w:val="0"/>
         </w:rPr>
-        <w:t>[00:53:16.195] 那这个从阿比达摩的角度上来分析，他就很清楚啊好。</w:t>
+        <w:t>[00:53:16.195] 那这个从阿毗达摩的角度上来分析，他就很清楚啊好。</w:t>
       </w:r>
     </w:p>
     <w:p>
@@ -1400,7 +1400,7 @@
         <w:rPr>
           <w:b w:val="0"/>
         </w:rPr>
-        <w:t>[00:53:31.830] 那么大部分论师呢，一讲到四圣谛都是在官制层面上的。啊，为什么呢？因为苦地是指名色嘛。啊，是圣地，真的在阿里达摩的层面上，他就讲说是这个名色分别字呢，你这个就是见到苦谛啊，啊，缘色受字呢，就见到其地，你看到灭槃呢，看到灭谛好，然后你修习观智呢，是修习八正道，那这个是狭义上的四圣谛啊，啊，那四圣谛呢，难道只有在。正的名色分别的时候才能用得上吗？啊，那这个四圣谛呢，在我们日常生活中就要把它用上啊。所以说，你只要把阿毗达摩的系统搞明白了，虽然我们没有足够的定力来去破除秘籍呀，啊，从而是这个如实之见啊。</w:t>
+        <w:t>[00:53:31.830] 那么大部分论师呢，一讲到四圣谛都是在官制层面上的。啊，为什么呢？因为苦地是指名色嘛。啊，是圣地，真的在阿毗达摩的层面上，他就讲说是这个名色分别字呢，你这个就是见到苦谛啊，啊，缘色受字呢，就见到其地，你看到灭槃呢，看到灭谛好，然后你修习观智呢，是修习八正道，那这个是狭义上的四圣谛啊，啊，那四圣谛呢，难道只有在。正的名色分别的时候才能用得上吗？啊，那这个四圣谛呢，在我们日常生活中就要把它用上啊。所以说，你只要把阿毗达摩的系统搞明白了，虽然我们没有足够的定力来去破除密集呀，啊，从而是这个如实之见啊。</w:t>
       </w:r>
     </w:p>
     <w:p>
@@ -1416,7 +1416,7 @@
         <w:rPr>
           <w:b w:val="0"/>
         </w:rPr>
-        <w:t>[00:54:47.420] 啊，我经常讲说，坐在这里，你是你们是我的国宝，我是你们的国宝啊。那你看到我这个老头坐在这，那你你的你的眼睛产生的那个眼门心路过程，那个眼识领受推多是果报性。啊，后面的两个鼻首缘也是果报性啊。你听到我在讲法啊，那么身体耳门心的过程，那身体的耳识领受推夺是你的果报性啊，那。后面呢，如果有两个鼻首源呢，啊也是火爆线。好呃，</w:t>
+        <w:t>[00:54:47.420] 啊，我经常讲说，坐在这里，你是你们是我的国宝，我是你们的国宝啊。那你看到我这个老头坐在这，那你你的你的眼睛产生的那个眼门心路过程，那个眼识领受推多是果报性。啊，后面的两个鼻首缘也是果报性啊。你听到我在讲法啊，那么身体耳门心的过程，那身体的耳识领受推度是你的果报性啊，那。后面呢，如果有两个鼻首源呢，啊也是火爆线。好呃，</w:t>
       </w:r>
     </w:p>
     <w:p>
@@ -1424,7 +1424,7 @@
         <w:rPr>
           <w:b w:val="0"/>
         </w:rPr>
-        <w:t>[00:55:27.370] 那么面对这样一个果报，我们这个什么样的态度呢？就是苦谛。啊，什么叫苦谛呢？就是你看这个叫古猿的这个小老头越来越老。对，然后呢，听说还腰痛了好长时间，天天给他回向都没用。佛法到底起什么作用？回向到底有用还是没用？对吧？啊，这个不圆满，对吧？</w:t>
+        <w:t>[00:55:27.370] 那么面对这样一个果报，我们这个什么样的态度呢？就是苦谛。啊，什么叫苦谛呢？就是你看这个叫古源的这个小老头越来越老。对，然后呢，听说还腰痛了好长时间，天天给他回向都没用。佛法到底起什么作用？回向到底有用还是没用？对吧？啊，这个不圆满，对吧？</w:t>
       </w:r>
     </w:p>
     <w:p>
@@ -1432,7 +1432,7 @@
         <w:rPr>
           <w:b w:val="0"/>
         </w:rPr>
-        <w:t>[00:55:57.910] 有时候呢，口头禅很多啊，说话呢，哈哈哈，很多口水话，那这个就是苦逼，就是你在这个时间段里面面对一个讲法的老师就是这样一个人。嗯，这个就是你的果报啊，那。不圆满啊，除了佛陀是圆满啊，即使是佛陀圆满，但是他的色身坐在的时候，他也是苦谛。因为佛陀他老人家也会老，最后他也会入把涅槃，身体也会坏掉啊，他也是苦谛所摄。所以你一看到这样一个人，你就说好。不圆满受逼迫低劣会坏掉，那你对我就不能有太多的期待了，对吧？太多期待，那你就不是按师生谛角度看问题啊对。</w:t>
+        <w:t>[00:55:57.910] 有时候呢，口头禅很多啊，说话呢，哈哈哈，很多口水话，那这个就是苦逼，就是你在这个时间段里面面对一个讲法的老师就是这样一个人。嗯，这个就是你的果报啊，那。不圆满啊，除了佛陀是圆满啊，即使是佛陀圆满，但是他的色身坐在的时候，他也是苦谛。因为佛陀他老人家也会老，最后他也会入把涅槃，身体也会坏掉啊，他也是苦谛所摄。所以你一看到这样一个人，你就说好。不圆满受逼迫低劣会坏掉，那你对我就不能有太多的期待了，对吧？太多期待，那你就不是按四圣谛角度看问题啊对。</w:t>
       </w:r>
     </w:p>
     <w:p>
@@ -1448,7 +1448,7 @@
         <w:rPr>
           <w:b w:val="0"/>
         </w:rPr>
-        <w:t>[00:57:07.670] 要想说因为就是认知不同嘛，佛法到这么长时间来，它就是两千五百多年就明看着，我们就明看着，就有那么多流派嘛。啊，有那么多流派，我们就尊互相尊重就完了啊，你不能要求说我要跟你说的跟你以前师傅说的一样啊，那就没意思了，你就回去跟你师傅学，不要找我对吧？那么一想，这样呢，这个原因是这样的啊，这个古猿呢，他他是这样学的，所以他对法呢，也就理解到这个程度了，没有我师傅那么厉害。那那我们就原谅他了对不对？这个就是极地不看清楚原因呢，那你就你就可以原谅了，对吧？</w:t>
+        <w:t>[00:57:07.670] 要想说因为就是认知不同嘛，佛法到这么长时间来，它就是两千五百多年就明看着，我们就明看着，就有那么多流派嘛。啊，有那么多流派，我们就尊互相尊重就完了啊，你不能要求说我要跟你说的跟你以前师傅说的一样啊，那就没意思了，你就回去跟你师傅学，不要找我对吧？那么一想，这样呢，这个原因是这样的啊，这个古源呢，他他是这样学的，所以他对法呢，也就理解到这个程度了，没有我师傅那么厉害。那那我们就原谅他了对不对？这个就是极地不看清楚原因呢，那你就你就可以原谅了，对吧？</w:t>
       </w:r>
     </w:p>
     <w:p>
@@ -1536,7 +1536,7 @@
         <w:rPr>
           <w:b w:val="0"/>
         </w:rPr>
-        <w:t>[01:00:53.445] 他们讲说，哎哟，反对你这个名相太多啊，学不会啊。我说阿毗达摩，我教的阿毗达摩从来不要求人家背。啊从来不不要求人家说你这个要把这些名相都记住，我只是说你每次每一堂课听完啊，能够把某一句话拿来把它用一上。啊，那你就学阿比达摩，那么阿比达摩是实践手册。是佛法修学的实践手册，实践手册呢，就是你不会这个一次把它搞定的，所以你通过无数次不断的学习，学习完以后呢，就就越来越会越来越贵。</w:t>
+        <w:t>[01:00:53.445] 他们讲说，哎哟，反对你这个名相太多啊，学不会啊。我说阿毗达摩，我教的阿毗达摩从来不要求人家背。啊从来不不要求人家说你这个要把这些名相都记住，我只是说你每次每一堂课听完啊，能够把某一句话拿来把它用一上。啊，那你就学阿毗达摩，那么阿毗达摩是实践手册。是佛法修学的实践手册，实践手册呢，就是你不会这个一次把它搞定的，所以你通过无数次不断的学习，学习完以后呢，就就越来越会越来越贵。</w:t>
       </w:r>
     </w:p>
     <w:p>
@@ -1544,7 +1544,7 @@
         <w:rPr>
           <w:b w:val="0"/>
         </w:rPr>
-        <w:t>[01:01:30.740] 那比如说我从来不背阿迪达摩，但是我基本上你现在问我，我大致基本上能够把它说出来啊，除了个别的对吧，个别我们去翻一下书啊，对吧？啊，那有些人呢，就是突然间问我说，你你上一次某个时间说的某一句话怎么回事？我说，你要把书给我。我我记不住我说的话。但是呢，这个阿毗达摩呢，主要的它的这个这个内容啊，他们之间的关系啊啊因为你你学的多了啊然后呢，这个你也用啊，然后呢，你也讲啊，你也去修啊啊他就自然而然变得很熟悉啊对，所以阿毗达摩是这样来用的。</w:t>
+        <w:t>[01:01:30.740] 那比如说我从来不背阿毗达摩，但是我基本上你现在问我，我大致基本上能够把它说出来啊，除了个别的对吧，个别我们去翻一下书啊，对吧？啊，那有些人呢，就是突然间问我说，你你上一次某个时间说的某一句话怎么回事？我说，你要把书给我。我我记不住我说的话。但是呢，这个阿毗达摩呢，主要的它的这个这个内容啊，他们之间的关系啊啊因为你你学的多了啊然后呢，这个你也用啊，然后呢，你也讲啊，你也去修啊啊他就自然而然变得很熟悉啊对，所以阿毗达摩是这样来用的。</w:t>
       </w:r>
     </w:p>
     <w:p>

--- a/交付成果/第三轮修订版/第三轮4周版/读书会14_阿毗达摩基础_4周资料包（第三版修订）/Word版/第1周_阿毗达摩总说与心法_学员版.docx
+++ b/交付成果/第三轮修订版/第三轮4周版/读书会14_阿毗达摩基础_4周资料包（第三版修订）/Word版/第1周_阿毗达摩总说与心法_学员版.docx
@@ -709,7 +709,7 @@
         <w:rPr>
           <w:b w:val="0"/>
         </w:rPr>
-        <w:t>[00:20:17.600] 那举个例子呢，比如说佛陀证悟以后讲的第一部经转法轮经啊，那就是那个时候的当机众呢，只有五个比库哦，就是五比丘啊。啊，以阿若憍陈如为首的哈波丹亚尼，阿若憍陈如为首的五比丘。那么转法轮经讲完以后呢？啊，只有这个贡丹亚乔成路尊者证的初果。但是根据注释书里面呢，说听法的天众啊，有无量无边的天人呢，证得初果二果三果四果。</w:t>
+        <w:t>[00:20:17.600] 那举个例子呢，比如说佛陀证悟以后讲的第一部经转法轮经啊，那就是那个时候的当机众呢，只有五个比库哦，就是五比丘啊。啊，以阿若憍陈如为首的哈波丹亚尼，阿若憍陈如为首的五比丘。那么转法轮经讲完以后呢？啊，只有这个衮丹雅尊者证的初果。但是根据注释书里面呢，说听法的天众啊，有无量无边的天人呢，证得初果二果三果四果。</w:t>
       </w:r>
     </w:p>
     <w:p>

--- a/交付成果/第三轮修订版/第三轮4周版/读书会14_阿毗达摩基础_4周资料包（第三版修订）/Word版/第1周_阿毗达摩总说与心法_学员版.docx
+++ b/交付成果/第三轮修订版/第三轮4周版/读书会14_阿毗达摩基础_4周资料包（第三版修订）/Word版/第1周_阿毗达摩总说与心法_学员版.docx
@@ -651,7 +651,7 @@
         <w:rPr>
           <w:b w:val="0"/>
         </w:rPr>
-        <w:t>[00:17:08.280] 那么经藏呢？它是佛陀和圣弟子的言行录啊，就佛陀讲法，四十五年他的言行录。啊，那么论藏呢，是对佛陀的教法给予精确系统的分类和诠释啊。啊，包括法集论，它有七部论呢，法集论呢，分别论呢，界论呢，人施设论，论事双论和八趣论。那。如果说律藏是啊佛弟子的行为规范，那么论藏呢，就是我们佛弟子的修行指导手册。啊那虽然呢，就是在整理的时候呢，它有很多这个这个。呃，这个排列性的这种组合啊，但是实际修的时候呢，这些所有的内容都是要去修它的。在直观的方面，我们都要去修它的。</w:t>
+        <w:t>[00:17:08.280] 那么经藏呢？它是佛陀和圣弟子的言行录啊，就佛陀讲法，四十五年他的言行录。啊，那么论藏呢，是对佛陀的教法给予精确系统的分类和诠释啊。啊，包括法集论等，它有七部论——法集论、分别论，界论呢，人施设论，论事论、双论和发趣论。那。如果说律藏是啊佛弟子的行为规范，那么论藏呢，就是我们佛弟子的修行指导手册。啊那虽然呢，就是在整理的时候呢，它有很多这个这个。呃，这个排列性的这种组合啊，但是实际修的时候呢，这些所有的内容都是要去修它的。在直观的方面，我们都要去修它的。</w:t>
       </w:r>
     </w:p>
     <w:p>
@@ -693,7 +693,7 @@
         <w:rPr>
           <w:b w:val="0"/>
         </w:rPr>
-        <w:t>[00:19:25.335] 就从经题开始啊，一路从如是我闻一时世尊在呃，这个舍卫城祇树给孤独园于其处啊，这个谁谁谁如何啊。那么这样的过程呢，它就是这样的一种形容呢，就是讲这个佛陀随众生的根器啊，在不同的场合，不同因缘的一个教导。那往往呢，我们在经典里面看到都是佛陀讲完一部经啊，然后最后那一部分就会讲啊，那个时候多少多少众生啊，就证得了法眼镜啊，多少多少众生就灭苦了啊，多少多少众生真的出过二果三果四果了啊。每一次讲法都有很多众生得到世间的利益啊，尤其是很多天众。</w:t>
+        <w:t>[00:19:25.335] 就从经题开始啊，一路从如是我闻一时世尊在呃，这个舍卫城祇树给孤独园于其处啊，这个谁谁谁如何啊。那么这样的过程呢，它就是这样的一种形容呢，就是讲这个佛陀随众生的根器啊，在不同的场合，不同因缘的一个教导。那往往呢，我们在经典里面看到都是佛陀讲完一部经啊，然后最后那一部分就会讲啊，那个时候多少多少众生啊，就证得了法眼净啊，多少多少众生就灭苦了啊，多少多少众生真的出过二果三果四果了啊。每一次讲法都有很多众生得到世间的利益啊，尤其是很多天众。</w:t>
       </w:r>
     </w:p>
     <w:p>
@@ -709,7 +709,7 @@
         <w:rPr>
           <w:b w:val="0"/>
         </w:rPr>
-        <w:t>[00:20:17.600] 那举个例子呢，比如说佛陀证悟以后讲的第一部经转法轮经啊，那就是那个时候的当机众呢，只有五个比库哦，就是五比丘啊。啊，以阿若憍陈如为首的哈波丹亚尼，阿若憍陈如为首的五比丘。那么转法轮经讲完以后呢？啊，只有这个衮丹雅尊者证的初果。但是根据注释书里面呢，说听法的天众啊，有无量无边的天人呢，证得初果二果三果四果。</w:t>
+        <w:t>[00:20:17.600] 那举个例子呢，比如说佛陀证悟以后讲的第一部经转法轮经啊，那就是那个时候的当机众呢，只有五个比库哦，就是五比丘啊。啊，以衮丹雅阿若憍陈如为首的五比丘。那么转法轮经讲完以后呢？啊，只有这个衮丹雅尊者证的初果。但是根据注释书里面呢，说听法的天众啊，有无量无边的天人呢，证得初果二果三果四果。</w:t>
       </w:r>
     </w:p>
     <w:p>
@@ -733,7 +733,7 @@
         <w:rPr>
           <w:b w:val="0"/>
         </w:rPr>
-        <w:t>[00:22:20.340] 而论教法呢，它是不一样啊，它指的是佛陀在政务后的第七个与安居啊，他来到三十三天啊，给他这个，当时他出生啊，这个没几天就去世了，然后在三十三天这个结生为男性天子的母亲啊啊，这个以他作为唐继宗啊。啊，但是同时呢，有十万个轮回世界的天人啊，一起来听吧。</w:t>
+        <w:t>[00:22:20.340] 而论教法呢，它是不一样啊，它指的是佛陀在证悟后的第七个雨安居啊，他来到三十三天啊，给他这个，当时他出生啊，这个没几天就去世了，然后在三十三天这个结生为男性天子的母亲啊啊，这个以他作为当机众啊。啊，但是同时呢，有十万个轮回世界的天人啊，一起来听吧。</w:t>
       </w:r>
     </w:p>
     <w:p>
@@ -767,7 +767,7 @@
         <w:rPr>
           <w:b w:val="0"/>
         </w:rPr>
-        <w:t>[00:24:10.830] 对此呢，佛教里面有一个专门专门的名词啊，就称为叫密集啊。称为叫密集。那么，看不清楚生命的物质现象和精神现象的根本组成和运转状态，我们把它称为叫密集。那。从设法的角度来讲呢，它有三种密集，就相续密集、公用密集和组合密集。</w:t>
+        <w:t>[00:24:10.830] 对此呢，佛教里面有一个专门专门的名词啊，就称为叫密集啊。称为叫密集。那么，看不清楚生命的物质现象和精神现象的根本组成和运转状态，我们把它称为叫密集。那。从设法的角度来讲呢，它有三种密集，就相续密集、功用密集和组合密集。</w:t>
       </w:r>
     </w:p>
     <w:p>
@@ -775,7 +775,7 @@
         <w:rPr>
           <w:b w:val="0"/>
         </w:rPr>
-        <w:t>[00:24:43.280] 那么相信密集呢，我们很容易理解啊，就像说放电影啊，现在放电影的速度呢，每秒钟是二十五帧啊，我们去看它的时候就感觉看真实世界一样好。嗯，然而呢，我们设法或者色聚的生灭速度呢，要远快于放电影啊，一秒钟呢啊，大家都想说是亿万次的生命啊，这是一个大致的数字，因为没有办法去去计算啊。但因为这样的一个快速生灭的状态呢，所以看过去好像根本我们就去看一个人，</w:t>
+        <w:t>[00:24:43.280] 那么相续密集呢，很容易理解啊，就像说放电影啊，现在放电影的速度呢，每秒钟是二十五帧啊，我们去看它的时候就感觉看真实世界一样好。嗯，然而呢，我们设法或者色聚的生灭速度呢，要远快于放电影啊，一秒钟呢啊，大家都想说是亿万次的生命啊，这是一个大致的数字，因为没有办法去去计算啊。但因为这样的一个快速生灭的状态呢，所以看过去好像根本我们就去看一个人，</w:t>
       </w:r>
     </w:p>
     <w:p>
@@ -836,7 +836,7 @@
         <w:rPr>
           <w:b w:val="0"/>
         </w:rPr>
-        <w:t>[00:26:13.540] 相同的眼净色、耳净色、鼻净色、舌净色、身净色，各有各的功用。在破除密集之前呢，我们是没有办法看到每个社区里面各种色法不同功用的啊。所以说，我们有些人说这个，你这个这个五根可以互用啊。啊，那这个在阿毗达摩里面就认为不可能啊啊，但是呢，</w:t>
+        <w:t>[00:26:13.540] 相同的眼净色、耳净色、鼻净色、舌净色、身净色，各有各的功用。在破除密集之前呢，我们是没有办法看到每个色聚里面各种色法不同功用的啊。所以说，我们有些人说这个，你这个这个五根可以互用啊。啊，那这个在阿毗达摩里面就认为不可能啊啊，但是呢，</w:t>
       </w:r>
     </w:p>
     <w:p>
@@ -852,7 +852,7 @@
         <w:rPr>
           <w:b w:val="0"/>
         </w:rPr>
-        <w:t>[00:26:57.980] 啊，这个呢，就是功用密集哈，那么除了像。这个相聚密集，公用密集之外，还有一个称为叫组合密集。嗯。</w:t>
+        <w:t>[00:26:57.980] 啊，这个呢，就是功用密集哈，那么除了像。这个相续密集，功用密集之外，还有一个称为叫组合密集。嗯。</w:t>
       </w:r>
     </w:p>
     <w:p>
@@ -860,7 +860,7 @@
         <w:rPr>
           <w:b w:val="0"/>
         </w:rPr>
-        <w:t>[00:27:10.360] 组合密集呢，它是以色法啊为这个组合内容的一种密集了。那么在这种密集的作用下呢，我们的身体看过去呢，就像一个整体的形态出现。那学过解剖学的人呢，观察人体的时候就会发现里面有骨头啊，有筋腱啊。啊，那我们这个修习三色生分的人啊，世界差我们讲说正的入住训练第四场，接下来一般我们给的业处呢，就是修无三色身份。啊，基本上呢，我们的入住训练这个第四场里的定力啊，如果能够维持到存在事项上三个小时以上，没有妄念啊，那么。</w:t>
+        <w:t>[00:27:10.360] 组合密集呢，它是以色法啊为这个组合内容的一种密集了。那么在这种密集的作用下呢，我们的身体看过去呢，就像一个整体的形态出现。那学过解剖学的人呢，观察人体的时候就会发现里面有骨头啊，有筋腱啊。啊，那我们这个修习三十二身分的人啊，世界差我们讲说正的入住训练第四场，接下来一般我们给的业处呢，就是修三十二身分。啊，基本上呢，我们的入住训练这个第四场里的定力啊，如果能够维持到存在事项上三个小时以上，没有妄念啊，那么。</w:t>
       </w:r>
     </w:p>
     <w:p>
@@ -868,7 +868,7 @@
         <w:rPr>
           <w:b w:val="0"/>
         </w:rPr>
-        <w:t>[00:27:55.220] 大部分的同学看自己身体的三色生分，就像这个放在你眼前看一样的啊，活体看到，甚至你可以深入到身体的每一个器官，一个深入到肝脏里面看看有没有结节。深入到这个胆囊里面看看有没有结石啊，看看你的肾脏里面有没有囊肿啊啊，它都是可以去看哦，你的电力够就是可以。好那这个呢，就是说。啊，这个我们如果不是有这样的病例呢，我们就看不见，我们只能看到你这样一个人好。那在阿毗达摩的角度呢，不单是要分到这个三色生分呢，</w:t>
+        <w:t>[00:27:55.220] 大部分的同学看自己身体的三十二身分，就像这个放在你眼前看一样的啊，活体看到，甚至你可以深入到身体的每一个器官，一个深入到肝脏里面看看有没有结节。深入到这个胆囊里面看看有没有结石啊，看看你的肾脏里面有没有囊肿啊啊，它都是可以去看哦，你的定力够就是可以。好那这个呢，就是说。啊，这个我们如果不是有这样的病例呢，我们就看不见，我们只能看到你这样一个人好。那在阿毗达摩的角度呢，不单是要分到这个三色生分呢，</w:t>
       </w:r>
     </w:p>
     <w:p>
@@ -876,7 +876,7 @@
         <w:rPr>
           <w:b w:val="0"/>
         </w:rPr>
-        <w:t>[00:28:37.670] 后面我们要一次分解到色聚啊。在破除色聚的密集剪刀啊，任何一个色聚都有八不离色的地水火风色香味食数这八种色法。那么，人的身体是由无数的社区所聚合而成的，那么我们没有能力破除组合密集的时候就看不到它的组成。</w:t>
+        <w:t>[00:28:37.670] 后面我们要一次分解到色聚啊。在破除色聚的密集之前啊，任何一个色聚都有八不离色的地、水、火、风、色、香、味、食素这八种色法。那么，人的身体是由无数的色聚所聚合而成的，那么我们没有能力破除组合密集的时候就看不到它的组成。</w:t>
       </w:r>
     </w:p>
     <w:p>
@@ -924,7 +924,7 @@
         <w:rPr>
           <w:b w:val="0"/>
         </w:rPr>
-        <w:t>[00:30:46.120] 那究竟色法呢，不再是这样一个概念，而是一种属性。那物质的基本属性呢，它就不是属于什么最小的单元或者最小的构成啊。这个也不是大小，或者可分不可再分来衡量。啊，所以上上个部呢，不认同说你还有极微存在啊，它不是它就是有地水火风的这种属性。</w:t>
+        <w:t>[00:30:46.120] 那究竟色法呢，不再是这样一个概念，而是一种属性。那物质的基本属性呢，它就不是属于什么最小的单元或者最小的构成啊。这个也不是大小，或者可分不可再分来衡量。啊，所以上座部呢，不认同说你还有极微存在啊，它不是它就是有地水火风的这种属性。</w:t>
       </w:r>
     </w:p>
     <w:p>
@@ -940,7 +940,7 @@
         <w:rPr>
           <w:b w:val="0"/>
         </w:rPr>
-        <w:t>[00:31:19.720] 风大的属性，颜色的属性，香的属性，味道的属性和营养素的属性。那么如果再加上能看到颜色的眼净色，它就具有视觉能力的属性，能够设置目标的属性。好夜深色呢，有命根，有生命存在的属性啊，有寿命的属性啊，这个就讲属性的范畴哦。</w:t>
+        <w:t>[00:31:19.720] 风大的属性，颜色的属性，香的属性，味道的属性和营养素的属性。那么如果再加上能看到颜色的眼净色，它就具有视觉能力的属性，能够设置目标的属性。好，身净色呢，有命根，有生命存在的属性啊，有寿命的属性啊，这个就讲属性的范畴哦。</w:t>
       </w:r>
     </w:p>
     <w:p>
@@ -948,7 +948,7 @@
         <w:rPr>
           <w:b w:val="0"/>
         </w:rPr>
-        <w:t>[00:31:40.600] 那么在精神层面呢，我们也要一直分析到每一个升起来的心心路啊和理路心。然后每一个心路里面同样要分析到每个星，但这个程度呢，也仍然属于密集状态的星。要再往下一直分析到每个星里面有哪一些新的素质啊。我们讲精神属性，也就是所谓的心所和心的属性。</w:t>
+        <w:t>[00:31:40.600] 那么在精神层面呢，我们也要一直分析到每一个升起来的心心路啊和理路心。然后每一个心路里面同样要分析到每个心，但这个程度呢，也仍然属于密集状态的心。要再往下一直分析到每个心里面有哪一些心所啊。我们讲精神属性，也就是所谓的心所和心的属性。</w:t>
       </w:r>
     </w:p>
     <w:p>
@@ -964,7 +964,7 @@
         <w:rPr>
           <w:b w:val="0"/>
         </w:rPr>
-        <w:t>[00:32:16.940] 呃，德国呢，有一个叫比勒菲尔德大学的哲学教授，叫梅纳尔库尔曼。他在这个环球杂志里面，环球科学里面撰写过一些文章，他就提出，他认为世界的本源并不是我们已经渐渐熟知的各种基本粒子，而是一些属性和联系啊。我觉得这个就跟阿毗达摩有点像啊，他说这些属性和联系包括颜色啊，形状啊，质量啊，电荷啊，自选啊等等。那物理学家也在思考这样的问题，当然他的思考跟我们思考不一样。</w:t>
+        <w:t>[00:32:16.940] 呃，德国呢，有一个叫比勒菲尔德大学的哲学教授，叫梅纳尔库尔曼。他在这个环球杂志里面，环球科学里面撰写过一些文章，他就提出，他认为世界的本源并不是我们已经渐渐熟知的各种基本粒子，而是一些属性和联系啊。我觉得这个就跟阿毗达摩有点像啊，他说这些属性和联系包括颜色啊，形状啊，质量啊，电荷、自旋等等。那物理学家也在思考这样的问题，当然他的思考跟我们思考不一样。</w:t>
       </w:r>
     </w:p>
     <w:p>
@@ -1004,7 +1004,7 @@
         <w:rPr>
           <w:b w:val="0"/>
         </w:rPr>
-        <w:t>[00:34:47.980] 啊，那这个方面呢，属于吉利的范畴，那在阿毗达摩里面呢，啊说的最清楚的是十二缘起支和二十四元，也就是第七部论八趣论里面的内容。啊，佛陀在醒思发气论的时候，全身才散发出这个六种光明啊啊，它是一个这个世尊里面最深奥的智慧。啊，当我们把它串起来的时候，就会发现它是一个很严谨的系统啊，可以一直探究到精神和物质世界的基本属性，以及它的成因以及之间的相互关系，这样的一套系统。那这个这个科学要远比这个后面要晚了很多，</w:t>
+        <w:t>[00:34:47.980] 啊，那这个方面呢，属于集谛的范畴，那在阿毗达摩里面呢，啊说的最清楚的是十二缘起支和二十四缘，也就是第七部论发趣论里面的内容。啊，佛陀在省思发趣论的时候，全身才散发出这个六种光明啊啊，它是一个这个世尊里面最深奥的智慧。啊，当我们把它串起来的时候，就会发现它是一个很严谨的系统啊，可以一直探究到精神和物质世界的基本属性，以及它的成因以及之间的相互关系，这样的一套系统。那这个这个科学要远比这个后面要晚了很多，</w:t>
       </w:r>
     </w:p>
     <w:p>
@@ -1020,7 +1020,7 @@
         <w:rPr>
           <w:b w:val="0"/>
         </w:rPr>
-        <w:t>[00:35:41.800] 啊，所以论教法呢，又被称为叫非方便的法。说它是很精准的，很精确的，在那里面没有比喻，没有装饰，也没有例子，它只有赤裸裸的民法和色法，以及它的原因和以及他们的关系。你信它，它是这样的存在运作，你不信它，它也是这样的存在和运作。它没有丝毫在逻辑层面上和思辨层面上的装饰。所以，阿毗达摩是非常如实的话，它是用来如实知见的一套手册啊。</w:t>
+        <w:t>[00:35:41.800] 啊，所以论教法呢，又被称为叫非方便的法。说它是很精准的，很精确的，在那里面没有比喻，没有装饰，也没有例子，它只有赤裸裸的名法和色法，以及它的原因和以及他们的关系。你信它，它是这样的存在运作，你不信它，它也是这样的存在和运作。它没有丝毫在逻辑层面上和思辨层面上的装饰。所以，阿毗达摩是非常如实的话，它是用来如实知见的一套手册啊。</w:t>
       </w:r>
     </w:p>
     <w:p>
@@ -1036,7 +1036,7 @@
         <w:rPr>
           <w:b w:val="0"/>
         </w:rPr>
-        <w:t>[00:36:27.540] 但是从上座部的角度上来讲，我们从如来禅的角度上来看呢，那阿毗达摩一直都是作为修学的指导手册，就止观的修学指导手册啊。也就是说。对不起。我们在后面有培养地力了，要如实知见的时候，从名色分别是原色受制啊，到这种呃这个思维制啊，生灭随观制，坏灭随观制哈等等，十六观制修的全部是阿毗达摩里面讲的那些内容啊啊。</w:t>
+        <w:t>[00:36:27.540] 但是从上座部的角度上来讲，我们从如来禅的角度上来看呢，那阿毗达摩一直都是作为修学的指导手册，就止观的修学指导手册啊。也就是说。对不起。我们在后面有培养定力了，要如实知见的时候，从名色分别智、缘摄受智啊，到这种呃这个思维智啊，生灭随观智，坏灭随观智哈等等，十六观智修的全部是阿毗达摩里面讲的那些内容啊啊。</w:t>
       </w:r>
     </w:p>
     <w:p>
@@ -1078,7 +1078,7 @@
         <w:rPr>
           <w:b w:val="0"/>
         </w:rPr>
-        <w:t>[00:38:50.700] 前面我们讲到了，就是说我们最后修无名色分别字的时候，你要去一直见到这个究竟法的各种属性。但是呢，到那么微细的时候啊，如果你的心不习惯于如实啊。你就会制造出很多新的目标出来。</w:t>
+        <w:t>[00:38:50.700] 前面我们讲到了，就是说我们最后修名色分别智的时候，你要去一直见到这个究竟法的各种属性。但是呢，到那么微细的时候啊，如果你的心不习惯于如实啊。你就会制造出很多新的目标出来。</w:t>
       </w:r>
     </w:p>
     <w:p>
@@ -1086,7 +1086,7 @@
         <w:rPr>
           <w:b w:val="0"/>
         </w:rPr>
-        <w:t>[00:39:11.140] 好，那这个举一个例子讲说，你觉得这个这个啊。这个地界，它就是这个状态，它就会制造一个东西出来啊。在我们定力很微细的时候，那或者呢，你在修观字的时候，你只要觉得说哎这个心路，哎呀如何啊，这么想的时候，它其实已经就已经不是在究竟发展了，它已经就被概念化了啊。对，要从修修行呢，就是学会如实，它是很重要的啊，就是不去头上安头，</w:t>
+        <w:t>[00:39:11.140] 好，那这个举一个例子讲说，你觉得这个这个啊。这个地界，它就是这个状态，它就会制造一个东西出来啊。在我们定力很微细的时候，那或者呢，你在修观智的时候，你只要觉得说哎这个心路，哎呀如何啊，这么想的时候，它其实已经不是究竟法了，它已经就被概念化了啊。对，要从修修行呢，就是学会如实，它是很重要的啊，就是不去头上安头，</w:t>
       </w:r>
     </w:p>
     <w:p>
@@ -1094,7 +1094,7 @@
         <w:rPr>
           <w:b w:val="0"/>
         </w:rPr>
-        <w:t>[00:39:49.020] 我们古人讲，不要头上安头，不要去制造一个你的认知出来啊。所以，你在面对入出息的时候啊，你不要去制造说哎，应该这个样子，应该那个样子，这就是头上按头啊。你一直头上按头，习惯了你后面在修光的时候，你也很容易头上案头。啊，那其实呢，那个时候就修的已经都不是究竟法了，修的都是概念法啊。</w:t>
+        <w:t>[00:39:49.020] 我们古人讲，不要头上安头，不要去制造一个你的认知出来啊。所以，你在面对入出息的时候啊，你不要去制造说哎，应该这个样子，应该那个样子，这就是头上安头啊。你一直头上安头，习惯了你后面在修光的时候，你也很容易头上安头。啊，那其实呢，那个时候就修的已经都不是究竟法了，修的都是概念法啊。</w:t>
       </w:r>
     </w:p>
     <w:p>
@@ -1176,7 +1176,7 @@
         <w:rPr>
           <w:b w:val="0"/>
         </w:rPr>
-        <w:t>[00:42:35.530] 比如说我们最近让修观字的几位同学都在修大念处经，好大念初经，尤其在法念处的部分啊，它的五蕴，它的五盖，它的五蕴，它的十二出啊，以及它的四圣谛啊，这个这个部分的这个修学啊。</w:t>
+        <w:t>[00:42:35.530] 比如说我们最近让修观字的几位同学都在修大念处经，尤其在法念处的部分啊，它的五蕴，它的五盖，它的五蕴，它的十二处啊，以及它的四圣谛啊，这个这个部分的这个修学啊。</w:t>
       </w:r>
     </w:p>
     <w:p>
@@ -1184,7 +1184,7 @@
         <w:rPr>
           <w:b w:val="0"/>
         </w:rPr>
-        <w:t>[00:42:53.780] 那在大林书经里面，佛陀是略说啊，我们前面给大家讲了对吧啊，就是当眼啊，在世间有可喜可爱的啊事物的时候啊，那么这个这个这个爱就在哪里升起。好，那那么爱是在那里升起，在那里建立，或者在那里巩固。那你在你的心流里面，当时你去观察啊，当时看到世间可喜可爱，什么可喜可爱好爱是怎么升起来的是欲爱还是有爱还是无有爱好？那这个爱生起来你就怎么构建，说我应该要这样这样啊，我我这样才是对对对的这个再去构建再去建立再去巩固好。</w:t>
+        <w:t>[00:42:53.780] 那在大念处经里面，佛陀是略说啊，我们前面给大家讲了对吧啊，就是当眼啊，在世间有可喜可爱的啊事物的时候啊，那么这个这个这个爱就在哪里升起。好，那那么爱是在那里升起，在那里建立，或者在那里巩固。那你在你的心流里面，当时你去观察啊，当时看到世间可喜可爱，什么可喜可爱好爱是怎么升起来的是欲爱还是有爱还是无有爱好？那这个爱生起来你就怎么构建，说我应该要这样这样啊，我我这样才是对对对的这个再去构建再去建立再去巩固好。</w:t>
       </w:r>
     </w:p>
     <w:p>
@@ -1224,7 +1224,7 @@
         <w:rPr>
           <w:b w:val="0"/>
         </w:rPr>
-        <w:t>[00:45:30.820] 去做这个这个天将天雅咖将军的时候的那种习性啊，就看到他那个错误，看到那个错键，要把那个错键，我们讲那个稻草人，你要把它转掉。哦啊然后转掉，然后一声一声串下来啊，然后你这一整条生命流里面的那个啊，唯我独尊的那种啊，我说了算的这样的一种烦恼惯性啊，要把它拆掉。那这个拆掉呢，那你没有阿毗达摩的基础呢，你根本就我听我听听都觉得挺累，对吧？听听都觉得累。但是对于修到这个程度的人，他就可以把这条线全部找出来。好，</w:t>
+        <w:t>[00:45:30.820] 去做这个这个天将天雅咖将军的时候的那种习性啊，就看到他那个错误，看到那个错见，要把那个错见，我们讲那个稻草人，你要把它转掉。哦啊然后转掉，然后一声一声串下来啊，然后你这一整条生命流里面的那个啊，唯我独尊的那种啊，我说了算的这样的一种烦恼惯性啊，要把它拆掉。那这个拆掉呢，那你没有阿毗达摩的基础呢，你根本就我听我听听都觉得挺累，对吧？听听都觉得累。但是对于修到这个程度的人，他就可以把这条线全部找出来。好，</w:t>
       </w:r>
     </w:p>
     <w:p>
@@ -1232,7 +1232,7 @@
         <w:rPr>
           <w:b w:val="0"/>
         </w:rPr>
-        <w:t>[00:46:10.840] 然后你就能我们大念书经里面讲说刹那面和因缘面，你要看它的刹那面，要看他的因缘面。</w:t>
+        <w:t>[00:46:10.840] 然后你就能我们大念处经里面讲说刹那面和因缘面，你要看它的刹那面，要看他的因缘面。</w:t>
       </w:r>
     </w:p>
     <w:p>
@@ -1240,7 +1240,7 @@
         <w:rPr>
           <w:b w:val="0"/>
         </w:rPr>
-        <w:t>[00:46:18.440] 刹那面是什么呢？你是先看刹那面，就当下的过去，做天天天涯卡将军的时候，那个当时的那个那个这个状态，他已经在当时灭掉了。就看当时的刹那灭。啊，刹那灭亡以后呢，你会升起智慧，就是我怎么还会一直保有我很了不起，我可以主宰世间的这样的心呢？你当时就灭掉了哦，你就就会有这个智慧产生。这个智慧产生当时做天将军的这种天雅他将军的这样的一种利气呢，啊，他就会削弱。那这个削弱呢。啊，那么对于我们后面这一生一生到现在的这种习惯，它就会变得虚弱。</w:t>
+        <w:t>[00:46:18.440] 刹那面是什么呢？你是先看刹那面，就当下的过去，做天天天涯卡将军的时候，那个当时的那个那个这个状态，他已经在当时灭掉了。就看当时的刹那灭。啊，刹那灭亡以后呢，你会升起智慧，就是我怎么还会一直保有我很了不起，我可以主宰世间的这样的心呢？你当时就灭掉了哦，你就就会有这个智慧产生。这个智慧产生当时做天将军的这个夜叉将军的这样的一种戾气呢，啊，他就会削弱。那这个削弱呢。啊，那么对于我们后面这一生一生到现在的这种习惯，它就会变得虚弱。</w:t>
       </w:r>
     </w:p>
     <w:p>
@@ -1248,7 +1248,7 @@
         <w:rPr>
           <w:b w:val="0"/>
         </w:rPr>
-        <w:t>[00:47:00.260] 而所以我们在十二缘起之里面说，此生故彼生，此灭故彼灭，它不是简单的生灭，这也是一种此灭故彼灭了啊，是一种因缘生灭啊。</w:t>
+        <w:t>[00:47:00.260] 而所以我们在十二缘起支里面说，此生故彼生，此灭故彼灭，它不是简单的生灭，这也是一种此灭故彼灭了啊，是一种因缘生灭啊。</w:t>
       </w:r>
     </w:p>
     <w:p>
@@ -1264,7 +1264,7 @@
         <w:rPr>
           <w:b w:val="0"/>
         </w:rPr>
-        <w:t>[00:47:19.310] 大家为什么现在让你们这个转转念，都要求你们一定要手写。啊，脑子过没有用，为什么手写呢？手写至少你手跟脑子跟心有互动，你写出来就会比较深刻一些啊，然后你在写的时候呢，你会让你的心呢，跟那个事件去去碰撞，你就知道这个事情碰心，我这样来理解，我碰心，我把这个念头转掉，我碰心。那这个东西是什么呢？这个东西就是原理，十二元的原理，十二元其士的原理啊，那么也是二十四元的亲子源的原理，前天逐步散法对后后逐上逐步散法以亲子源为源，那这个东西呢，都是属于阿毗达摩的范畴喽。</w:t>
+        <w:t>[00:47:19.310] 大家为什么现在让你们这个转转念，都要求你们一定要手写。啊，脑子过没有用，为什么手写呢？手写至少你手跟脑子跟心有互动，你写出来就会比较深刻一些啊，然后你在写的时候呢，你会让你的心呢，跟那个事件去去碰撞，你就知道这个事情碰心，我这样来理解，我碰心，我把这个念头转掉，我碰心。那这个东西是什么呢？这个东西就是原理，十二缘起的原理，十二缘起支的原理啊，那么也是二十四缘的亲依止缘的原理，前前诸法对后后诸法以亲依止缘为缘，那这个东西呢，都是属于阿毗达摩的范畴喽。</w:t>
       </w:r>
     </w:p>
     <w:p>
@@ -1280,7 +1280,7 @@
         <w:rPr>
           <w:b w:val="0"/>
         </w:rPr>
-        <w:t>[00:48:12.150] 那再一个呢，学习阿毗达摩我们能够明辨善恶，什么是善，什么是恶啊。那以前呢，我们就糊涂啊啊，对这你当下你生起什么样的性质的心啊？你是善的就是善的是什么不善的就是不善的那善的呢，它一定有变一切。十九个美心的心所。不善呢，一定有四个变一切不善心的心所是无常无味钓举。好，那这个不善心呢，啊，无外乎是跟贪嗔痴相关。那贪心有哪些类型？嗔心有哪些类型？痴心有哪些类型？你需要了解它，你不了解它呢，你就不知道什么是善还是不善啊。</w:t>
+        <w:t>[00:48:12.150] 那再一个呢，学习阿毗达摩我们能够明辨善恶，什么是善，什么是恶啊。那以前呢，我们就糊涂啊啊，对这你当下你生起什么样的性质的心啊？你是善的就是善的是什么不善的就是不善的那善的呢，它一定有遍一切美心的19个心所。不善呢，一定有四个遍一切不善心心所是痴、无惭、无愧、掉举。好，那这个不善心呢，啊，无外乎是跟贪嗔痴相关。那贪心有哪些类型？嗔心有哪些类型？痴心有哪些类型？你需要了解它，你不了解它呢，你就不知道什么是善还是不善啊。</w:t>
       </w:r>
     </w:p>
     <w:p>
@@ -1320,7 +1320,7 @@
         <w:rPr>
           <w:b w:val="0"/>
         </w:rPr>
-        <w:t>[00:50:03.750] 这个所缘呢，在巴利叫阿拉玛纳。这个阿拉玛达呢，在这个巴利的词源学的意思里面，它还有个含义是什么呢？它就叫做迷人的，有迷幻作用的，这个叫锁源。啊对，所以有些呃，这个长老呢，</w:t>
+        <w:t>[00:50:03.750] 这个所缘呢，在巴利叫阿拉玛纳。这个阿拉玛纳呢，在这个巴利的词源学的意思里面，它还有个含义是什么呢？它就叫做迷人的，有迷幻作用的，这个叫所缘。啊对，所以有些呃，这个长老呢，</w:t>
       </w:r>
     </w:p>
     <w:p>
@@ -1336,7 +1336,7 @@
         <w:rPr>
           <w:b w:val="0"/>
         </w:rPr>
-        <w:t>[00:50:35.920] 人家想说，我很讨厌那个人，对吧？很讨厌那个人。他有迷妹缘，意思你挥之不去，老想他好可恶，好可恶，好可恶。这迷妹缘就把你埋在里面。啊，所以当你的心绕在里面的时候，它就起这个迷幻的作用，粘在上面。好，那么当你没有练知的时候呢，你就跟着他一起在那转。好，那么当你有链子的时候呢，啊，那这个你觉得它还有惯性拉不回来，那这个是什么呢？这个就是亲依止缘的惯性，还有无间源的惯性。</w:t>
+        <w:t>[00:50:35.920] 人家想说，我很讨厌那个人，对吧？很讨厌那个人。他有迷妹缘，意思你挥之不去，老想他好可恶，好可恶，好可恶。这迷妹缘就把你埋在里面。啊，所以当你的心绕在里面的时候，它就起这个迷幻的作用，粘在上面。好，那么当你没有念知的时候呢，你就跟着他一起在那转。好，那么当你有念知的时候呢，啊，那这个你觉得它还有惯性拉不回来，那这个是什么呢？这个就是亲依止缘的惯性，还有无间缘的惯性。</w:t>
       </w:r>
     </w:p>
     <w:p>
@@ -1376,7 +1376,7 @@
         <w:rPr>
           <w:b w:val="0"/>
         </w:rPr>
-        <w:t>[00:52:50.130] 那个所缘缘的力量和他亲子源力量就被削弱。啊，你如果能够两小时都离开他，基本上你的抑郁症就好了。差不多因为你如果两小时都不落在里面，你就能够两小时安住在这个当下，你就能够感觉到这两小时安住在当下是很舒服的。他是很愉悦的啊，那么就是安住当下的所缘缘的力量，替代了那个负面情绪的那个所缘的力量啊。</w:t>
+        <w:t>[00:52:50.130] 那个所缘缘的力量和他亲依止缘力量就被削弱。啊，你如果能够两小时都离开他，基本上你的抑郁症就好了。差不多因为你如果两小时都不落在里面，你就能够两小时安住在这个当下，你就能够感觉到这两小时安住在当下是很舒服的。他是很愉悦的啊，那么就是安住当下的所缘缘的力量，替代了那个负面情绪的那个所缘的力量啊。</w:t>
       </w:r>
     </w:p>
     <w:p>
@@ -1400,7 +1400,7 @@
         <w:rPr>
           <w:b w:val="0"/>
         </w:rPr>
-        <w:t>[00:53:31.830] 那么大部分论师呢，一讲到四圣谛都是在官制层面上的。啊，为什么呢？因为苦地是指名色嘛。啊，是圣地，真的在阿毗达摩的层面上，他就讲说是这个名色分别字呢，你这个就是见到苦谛啊，啊，缘色受字呢，就见到其地，你看到灭槃呢，看到灭谛好，然后你修习观智呢，是修习八正道，那这个是狭义上的四圣谛啊，啊，那四圣谛呢，难道只有在。正的名色分别的时候才能用得上吗？啊，那这个四圣谛呢，在我们日常生活中就要把它用上啊。所以说，你只要把阿毗达摩的系统搞明白了，虽然我们没有足够的定力来去破除密集呀，啊，从而是这个如实之见啊。</w:t>
+        <w:t>[00:53:31.830] 那么大部分论师呢，一讲到四圣谛都是在观智层面上的。啊，为什么呢？因为苦谛是指名色嘛。啊，是圣地，真的在阿毗达摩的层面上，他就讲说是这个名色分别字呢，你这个就是见到苦谛啊，啊，缘摄受智呢，就见到集谛，你看到涅槃呢，看到灭谛好，然后你修习观智呢，是修习八正道，那这个是狭义上的四圣谛啊，啊，那四圣谛呢，难道只有在证得名色分别的时候才能用得上吗？啊，那这个四圣谛呢，在我们日常生活中就要把它用上啊。所以说，你只要把阿毗达摩的系统搞明白了，虽然我们没有足够的定力来去破除密集呀，啊，从而是这个如实知见啊。</w:t>
       </w:r>
     </w:p>
     <w:p>
@@ -1408,7 +1408,7 @@
         <w:rPr>
           <w:b w:val="0"/>
         </w:rPr>
-        <w:t>[00:54:21.425] 但是呢，如果我们在日常生活中提升念知啊，从基于四念处的正念正知开始，然后修习啊，露出习练啊，观察性的习惯啊啊，那么在日常生活中呢啊，我们就能够很清楚哈，就比如说遇到。每一个当下，你看到、听到、闻到、尝到，身体接触到的一切，它都是果报。</w:t>
+        <w:t>[00:54:21.425] 但是呢，如果我们在日常生活中提升念知啊，从基于四念处的正念正知开始，然后修习入出息念啊，观察性的习惯啊啊，那么在日常生活中呢啊，我们就能够很清楚哈，就比如说遇到。每一个当下，你看到、听到、闻到、尝到，身体接触到的一切，它都是果报。</w:t>
       </w:r>
     </w:p>
     <w:p>
@@ -1416,7 +1416,7 @@
         <w:rPr>
           <w:b w:val="0"/>
         </w:rPr>
-        <w:t>[00:54:47.420] 啊，我经常讲说，坐在这里，你是你们是我的国宝，我是你们的国宝啊。那你看到我这个老头坐在这，那你你的你的眼睛产生的那个眼门心路过程，那个眼识领受推多是果报性。啊，后面的两个鼻首缘也是果报性啊。你听到我在讲法啊，那么身体耳门心的过程，那身体的耳识领受推度是你的果报性啊，那。后面呢，如果有两个鼻首源呢，啊也是火爆线。好呃，</w:t>
+        <w:t>[00:54:47.420] 啊，我经常讲说，坐在这里，你是你们是我的国宝，我是你们的国宝啊。那你看到我这个老头坐在这，那你你的你的眼睛产生的那个眼门心路过程，那个眼识、领受、推度是果报性。啊，后面的两个彼所缘也是果报性啊。你听到我在讲法啊，那么耳门心路过程，那身体的耳识领受推度是你的果报性啊，那。后面呢，如果有两个鼻首源呢，啊也是火爆线。好呃，</w:t>
       </w:r>
     </w:p>
     <w:p>
@@ -1432,7 +1432,7 @@
         <w:rPr>
           <w:b w:val="0"/>
         </w:rPr>
-        <w:t>[00:55:57.910] 有时候呢，口头禅很多啊，说话呢，哈哈哈，很多口水话，那这个就是苦逼，就是你在这个时间段里面面对一个讲法的老师就是这样一个人。嗯，这个就是你的果报啊，那。不圆满啊，除了佛陀是圆满啊，即使是佛陀圆满，但是他的色身坐在的时候，他也是苦谛。因为佛陀他老人家也会老，最后他也会入把涅槃，身体也会坏掉啊，他也是苦谛所摄。所以你一看到这样一个人，你就说好。不圆满受逼迫低劣会坏掉，那你对我就不能有太多的期待了，对吧？太多期待，那你就不是按四圣谛角度看问题啊对。</w:t>
+        <w:t>[00:55:57.910] 有时候呢，口头禅很多啊，说话呢，哈哈哈，很多口水话，那这个就是苦谛，就是你在这个时间段里面面对一个讲法的老师就是这样一个人。嗯，这个就是你的果报啊，那。不圆满啊，除了佛陀是圆满啊，即使是佛陀圆满，但是他的色身坐在的时候，他也是苦谛。因为佛陀他老人家也会老，最后他也会入般涅槃，身体也会坏掉啊，他也是苦谛所摄。所以你一看到这样一个人，你就说好。不圆满受逼迫低劣会坏掉，那你对我就不能有太多的期待了，对吧？太多期待，那你就不是按四圣谛角度看问题啊对。</w:t>
       </w:r>
     </w:p>
     <w:p>
@@ -1456,7 +1456,7 @@
         <w:rPr>
           <w:b w:val="0"/>
         </w:rPr>
-        <w:t>[00:57:48.010] 所以呢，这个就是从概念的层面上，我们来看是圣谛啊对啊，那如果这个为什么你能够原谅我呢？你说你转变你的观，转变你的观念了吗。哦，那原来你的观念认为说你怎么能这样讲法呢？啊，这是你的见解。后面想想好尊重他了，就你转念了，转念了，就是你那个见转了嘛，对吧，我们这正见正思为正义正业正命好啊，那你的见转了，你如理作意了，你就饶过我了。</w:t>
+        <w:t>[00:57:48.010] 所以呢，这个就是从概念的层面上，我们来看是圣谛啊对啊，那如果这个为什么你能够原谅我呢？你说你转变你的观，转变你的观念了吗。哦，那原来你的观念认为说你怎么能这样讲法呢？啊，这是你的见解。后面想想好尊重他了，就你转念了，转念了，就是你那个见转了嘛，对吧，我们这正见、正思惟、正语、正业、正命好啊，那你的见转了，你如理作意了，你就饶过我了。</w:t>
       </w:r>
     </w:p>
     <w:p>
@@ -1520,7 +1520,7 @@
         <w:rPr>
           <w:b w:val="0"/>
         </w:rPr>
-        <w:t>[01:00:10.760] 啊，那么学习阿毗达摩可以明确界定会哈的路径哈就究竟灭苦了啊那。这个以前呢，我也是觉得说这个阿毗达摩，我刚开始接触阿毗达摩的时候就觉得很复杂啊，就非常烦冥想那么多。那那后面呢，真正的深入的去学习完以后，就是发作哦，怎么那么好，对吧，</w:t>
+        <w:t>[01:00:10.760] 啊，那么学习阿毗达摩可以明确界定会哈的路径哈就究竟灭苦了啊那。这个以前呢，我也是觉得说这个阿毗达摩，我刚开始接触阿毗达摩的时候就觉得很复杂啊，就非常烦名相那么多。那那后面呢，真正的深入的去学习完以后，就是发作哦，怎么那么好，对吧，</w:t>
       </w:r>
     </w:p>
     <w:p>
@@ -1560,7 +1560,7 @@
         <w:rPr>
           <w:b w:val="0"/>
         </w:rPr>
-        <w:t>[01:02:41.150] 那么很多人呢，是过去佛，比如这个毗婆奢师佛，我们叫微这个微法西佛啊，有些人是在嘎萨发佛的时代遇到佛法。然后，</w:t>
+        <w:t>[01:02:41.150] 那么很多人呢，是过去佛，比如这个维巴西佛啊，有些人是在咖沙巴佛的时代遇到佛法。然后，</w:t>
       </w:r>
     </w:p>
     <w:p>
@@ -1568,7 +1568,7 @@
         <w:rPr>
           <w:b w:val="0"/>
         </w:rPr>
-        <w:t>[01:02:53.310] 韦巴西佛教的佛法跟嘎萨巴佛教的佛法，跟释迦牟尼佛教的佛法一模一样。啊，都是跟阿毗达都是阿毗达摩的内容，修的灵色，这个观字全部一样。那那当然有些细节会有不同，对吧？</w:t>
+        <w:t>[01:02:53.310] 维巴西佛教的佛法跟咖沙巴佛教的佛法，跟释迦牟尼佛教的佛法一模一样。啊，都是跟阿毗达都是阿毗达摩的内容，修的名色，这个观智全部一样。那那当然有些细节会有不同，对吧？</w:t>
       </w:r>
     </w:p>
     <w:p>
@@ -3644,14 +3644,6 @@
           <w:b w:val="0"/>
         </w:rPr>
         <w:t>（以上为参考资料中"八十九心(与121心)明细表"标题下的全部逐字原文。资料中未记载"心的定义与特相"的独立章节，故该部分无原文可提取。）</w:t>
-      </w:r>
-    </w:p>
-    <w:p>
-      <w:r>
-        <w:rPr>
-          <w:b w:val="0"/>
-        </w:rPr>
-        <w:t>[generated, not original text]</w:t>
       </w:r>
     </w:p>
     <w:p>
@@ -31918,14 +31910,6 @@
     <w:p>
       <w:r>
         <w:rPr>
-          <w:b w:val="0"/>
-        </w:rPr>
-        <w:t>[generated, not original text]</w:t>
-      </w:r>
-    </w:p>
-    <w:p>
-      <w:r>
-        <w:rPr>
           <w:b/>
           <w:color w:val="1E4620"/>
           <w:sz w:val="23"/>
@@ -39883,14 +39867,6 @@
           <w:b w:val="0"/>
         </w:rPr>
         <w:t>同彼异熟果，为无上八种。三十六异熟，二十唯作心；无色心十二，出世间八种；智者再分别，一百二十一。</w:t>
-      </w:r>
-    </w:p>
-    <w:p>
-      <w:r>
-        <w:rPr>
-          <w:b w:val="0"/>
-        </w:rPr>
-        <w:t>[generated, not original text]</w:t>
       </w:r>
     </w:p>
     <w:p>
